--- a/fra/docx/20.content.docx
+++ b/fra/docx/20.content.docx
@@ -11,6 +11,15 @@
         <w:pStyle w:val="Heading2"/>
       </w:pPr>
       <w:r>
+        <w:t>Resource: Notes d'étude (Tyndale)</w:t>
+      </w:r>
+      <w:r/>
+    </w:p>
+    <w:p>
+      <w:pPr>
+        <w:pStyle w:val="Heading2"/>
+      </w:pPr>
+      <w:r>
         <w:t>License Information</w:t>
       </w:r>
       <w:r/>
@@ -21,7 +30,7 @@
         <w:rPr>
           <w:b/>
         </w:rPr>
-        <w:t>Study Notes (Tyndale)</w:t>
+        <w:t>Notes d'étude (Tyndale)</w:t>
       </w:r>
       <w:r>
         <w:t xml:space="preserve"> (French) is based on</w:t>
@@ -74,7 +83,7 @@
         <w:pStyle w:val="Heading1"/>
       </w:pPr>
       <w:r>
-        <w:t>Study Notes (Tyndale)</w:t>
+        <w:t>Notes d'étude (Tyndale)</w:t>
       </w:r>
     </w:p>
     <w:p>
@@ -83,6 +92,51 @@
           <w:headerReference w:type="even" r:id="rId8"/>
           <w:headerReference w:type="default" r:id="rId9"/>
           <w:footerReference w:type="default" r:id="rId10"/>
+          <w:footnotePr>
+            <w:numRestart w:val="eachSect"/>
+          </w:footnotePr>
+          <w:type w:val="continuous"/>
+          <w:pgSz w:w="12240" w:h="15840" w:code="1"/>
+          <w:pgMar w:top="1440" w:right="1440" w:bottom="1440" w:left="1440" w:header="504" w:footer="504" w:gutter="0"/>
+          <w:cols w:space="708"/>
+          <w:titlePg/>
+          <w:docGrid w:linePitch="360"/>
+        </w:sectPr>
+      </w:pPr>
+    </w:p>
+    <w:p>
+      <w:r/>
+    </w:p>
+    <w:p>
+      <w:pPr>
+        <w:pStyle w:val="Heading2"/>
+      </w:pPr>
+      <w:r>
+        <w:t>PRO</w:t>
+      </w:r>
+      <w:r/>
+    </w:p>
+    <w:p>
+      <w:r/>
+      <w:r>
+        <w:rPr>
+          <w:i/>
+        </w:rPr>
+        <w:t>Proverbes 1.1, Proverbes 1.2–3, Proverbes 1.2–7, Proverbes 1.4, Proverbes 1.6, Proverbes 1.7, Proverbes 1.8–19, Proverbes 1.8–9.18, Proverbes 1.9, Proverbes 1.10–19, Proverbes 1.12, Proverbes 1.17–19, Proverbes 1.20–33, Proverbes 1.22, Proverbes 1.23, Proverbes 1.24–27, Proverbes 1.28, Proverbes 1.29–30, Proverbes 1.31, Proverbes 1.33, Proverbes 2.1, Proverbes 2.1–22, Proverbes 2.2–3, Proverbes 2.4, Proverbes 2.5, Proverbes 2.6, Proverbes 2.7–8, Proverbes 2.10, Proverbes 2.12–15, Proverbes 2.16, Proverbes 2.17, Proverbes 2.18–19, Proverbes 2.20–22, Proverbes 3.1, Proverbes 3.1–12, Proverbes 3.2, Proverbes 3.3, Proverbes 3.5–6, Proverbes 3.8, Proverbes 3.9–10, Proverbes 3.11–12, Proverbes 3.13, Proverbes 3.14–15, Proverbes 3.18, Proverbes 3.19–20, Proverbes 3.21–26, Proverbes 3.27–28, Proverbes 3.29, Proverbes 3.30, Proverbes 3.31–32, Proverbes 4.1, Proverbes 4.2, Proverbes 4.3, Proverbes 4.4, Proverbes 4.5, Proverbes 4.6, Proverbes 4.7–8, Proverbes 4.9, Proverbes 4.10, Proverbes 4.10–19, Proverbes 4.11–12, Proverbes 4.16, Proverbes 4.17, Proverbes 4.18–19, Proverbes 4.20–21, Proverbes 4.20–27, Proverbes 4.22, Proverbes 4.23, Proverbes 4.24, Proverbes 5.1–2, Proverbes 5.1–23, Proverbes 5.3–4, Proverbes 5.5–6, Proverbes 5.9–10, Proverbes 5.11, Proverbes 5.15–18, Proverbes 5.19, Proverbes 5.21–23, Proverbes 5.22, Proverbes 5.23, Proverbes 6.1–5, Proverbes 6.3–5, Proverbes 6.6–11, Proverbes 6.10–11, Proverbes 6.12–15, Proverbes 6.13, Proverbes 6.15, Proverbes 6.16–19, Proverbes 6.19, Proverbes 6.20–35, Proverbes 6.24–25, Proverbes 6.26, Proverbes 6.27–29, Proverbes 6.30–31, Proverbes 6.32–35, Proverbes 7.1–27, Proverbes 7.2, Proverbes 7.3, Proverbes 7.4, Proverbes 7.5, Proverbes 7.6–7, Proverbes 7.6–23, Proverbes 7.9, Proverbes 7.10, Proverbes 7.12, Proverbes 7.14, Proverbes 7.16–17, Proverbes 7.18, Proverbes 7.21–23, Proverbes 7.24–27, Proverbes 8.1–2, Proverbes 8.1–9.18, Proverbes 8.2, Proverbes 8.3, Proverbes 8.6–9, Proverbes 8.10–11, Proverbes 8.12, Proverbes 8.13, Proverbes 8.15–16, Proverbes 8.22–25, Proverbes 8.27–29, Proverbes 8.30, Proverbes 8.32–36, Proverbes 8.35–36, Proverbes 9.1, Proverbes 9.1–6, Proverbes 9.2, Proverbes 9.3, Proverbes 9.4, Proverbes 9.6, Proverbes 9.7–9, Proverbes 9.10–12, Proverbes 9.13, Proverbes 9.13–18, Proverbes 9.14, Proverbes 9.17, Proverbes 9.18, Proverbes 10.1, Proverbes 10.1–22.16, Proverbes 10.2, Proverbes 10.3, Proverbes 10.4–5, Proverbes 10.7, Proverbes 10.9, Proverbes 10.10, Proverbes 10.11, Proverbes 10.13, Proverbes 10.15, Proverbes 10.17, Proverbes 10.19, Proverbes 10.20, Proverbes 10.25, Proverbes 10.30, Proverbes 11.1, Proverbes 11.2, Proverbes 11.4, Proverbes 11.10, Proverbes 11.13, Proverbes 11.14, Proverbes 11.15, Proverbes 11.16, Proverbes 11.21, Proverbes 11.22, Proverbes 11.23, Proverbes 11.24–26, Proverbes 11.28, Proverbes 11.31, Proverbes 12.4, Proverbes 12.7, Proverbes 12.8, Proverbes 12.9, Proverbes 12.11, Proverbes 12.12, Proverbes 12.15, Proverbes 12.16, Proverbes 12.17, Proverbes 13.1, Proverbes 13.3, Proverbes 13.7, Proverbes 13.8, Proverbes 13.9, Proverbes 13.17, Proverbes 13.20, Proverbes 13.23, Proverbes 13.24, Proverbes 14.1, Proverbes 14.2, Proverbes 14.3, Proverbes 14.4, Proverbes 14.5, Proverbes 14.9, Proverbes 14.10, Proverbes 14.11, Proverbes 14.12, Proverbes 14.13, Proverbes 14.14, Proverbes 14.17, Proverbes 14.18, Proverbes 14.20, Proverbes 14.21, Proverbes 14.24, Proverbes 14.28, Proverbes 14.29, Proverbes 14.30, Proverbes 14.31, Proverbes 14.32, Proverbes 14.34, Proverbes 15.1, Proverbes 15.2, Proverbes 15.3, Proverbes 15.5, Proverbes 15.6, Proverbes 15.8, Proverbes 15.11, Proverbes 15.12, Proverbes 15.13, Proverbes 15.14, Proverbes 15.15, Proverbes 15.16, Proverbes 15.17, Proverbes 15.18, Proverbes 15.19, Proverbes 15.22, Proverbes 15.24, Proverbes 15.25, Proverbes 15.29, Proverbes 15.30, Proverbes 15.33, Proverbes 16.1, Proverbes 16.2, Proverbes 16.3, Proverbes 16.4, Proverbes 16.5, Proverbes 16.6, Proverbes 16.8, Proverbes 16.10, Proverbes 16.10–15, Proverbes 16.11, Proverbes 16.12–13, Proverbes 16.14–15, Proverbes 16.16, Proverbes 16.18, Proverbes 16.25, Proverbes 16.27–29, Proverbes 16.31, Proverbes 16.32, Proverbes 16.33, Proverbes 17.2, Proverbes 17.3, Proverbes 17.4, Proverbes 17.5, Proverbes 17.6, Proverbes 17.9, Proverbes 17.10, Proverbes 17.11, Proverbes 17.12, Proverbes 17.14, Proverbes 17.18, Proverbes 17.19, Proverbes 17.24, Proverbes 17.25, Proverbes 18.4, Proverbes 18.8, Proverbes 18.10–11, Proverbes 18.12, Proverbes 18.14, Proverbes 18.16, Proverbes 18.17, Proverbes 18.18, Proverbes 18.21, Proverbes 18.23, Proverbes 18.24, Proverbes 19.1, Proverbes 19.2, Proverbes 19.3, Proverbes 19.5, Proverbes 19.8, Proverbes 19.9, Proverbes 19.12, Proverbes 19.13–14, Proverbes 19.16, Proverbes 19.18, Proverbes 19.24, Proverbes 19.25, Proverbes 19.26, Proverbes 20.1, Proverbes 20.2, Proverbes 20.6, Proverbes 20.8, Proverbes 20.9, Proverbes 20.10, Proverbes 20.12, Proverbes 20.13, Proverbes 20.14, Proverbes 20.16, Proverbes 20.19, Proverbes 20.21, Proverbes 20.22, Proverbes 20.23, Proverbes 20.24, Proverbes 20.25, Proverbes 20.26, Proverbes 20.27, Proverbes 20.28, Proverbes 20.30, Proverbes 21.1, Proverbes 21.2, Proverbes 21.3, Proverbes 21.4, Proverbes 21.8, Proverbes 21.9, Proverbes 21.10, Proverbes 21.11, Proverbes 21.12, Proverbes 21.15, Proverbes 21.16, Proverbes 21.17, Proverbes 21.18, Proverbes 21.19, Proverbes 21.20, Proverbes 21.21, Proverbes 21.22, Proverbes 21.24, Proverbes 21.26, Proverbes 21.30–31, Proverbes 22.1, Proverbes 22.2, Proverbes 22.3, Proverbes 22.4, Proverbes 22.5, Proverbes 22.7, Proverbes 22.11, Proverbes 22.12, Proverbes 22.13, Proverbes 22.14, Proverbes 22.15, Proverbes 22.16, Proverbes 22.17–21, Proverbes 22.17–24.22, Proverbes 22.22–23, Proverbes 22.24–25, Proverbes 22.26–27, Proverbes 22.28, Proverbes 22.29, Proverbes 23.1–3, Proverbes 23.4–5, Proverbes 23.6–8, Proverbes 23.9, Proverbes 23.10–11, Proverbes 23.12, Proverbes 23.13–14, Proverbes 23.15–16, Proverbes 23.17–18, Proverbes 23.19–21, Proverbes 23.22–25, Proverbes 23.26–28, Proverbes 23.29–35, Proverbes 24.1–2, Proverbes 24.3–4, Proverbes 24.5–6, Proverbes 24.7, Proverbes 24.8–9, Proverbes 24.10, Proverbes 24.11–12, Proverbes 24.13–14, Proverbes 24.15–16, Proverbes 24.17–18, Proverbes 24.19–20, Proverbes 24.21–22, Proverbes 24.23–25, Proverbes 24.23–34, Proverbes 24.26, Proverbes 24.27, Proverbes 24.28–29, Proverbes 24.30–34, Proverbes 24.33–34, Proverbes 25.1–29.27, Proverbes 25.2–3, Proverbes 25.4–5, Proverbes 25.6–7, Proverbes 25.7, Proverbes 25.9–10, Proverbes 25.11–12, Proverbes 25.13, Proverbes 25.14, Proverbes 25.16–17, Proverbes 25.18, Proverbes 25.21–22, Proverbes 25.24, Proverbes 25.26, Proverbes 25.27–28, Proverbes 26.1, Proverbes 26.2, Proverbes 26.3, Proverbes 26.4–5, Proverbes 26.7, Proverbes 26.9, Proverbes 26.10, Proverbes 26.11, Proverbes 26.12, Proverbes 26.13–16, Proverbes 26.15, Proverbes 26.17, Proverbes 26.18–19, Proverbes 26.20–21, Proverbes 26.22, Proverbes 26.23–26, Proverbes 26.27, Proverbes 27.1, Proverbes 27.2, Proverbes 27.3, Proverbes 27.4, Proverbes 27.5, Proverbes 27.6, Proverbes 27.7, Proverbes 27.8, Proverbes 27.9, Proverbes 27.10, Proverbes 27.11, Proverbes 27.12, Proverbes 27.13, Proverbes 27.14, Proverbes 27.15, Proverbes 27.17, Proverbes 27.18, Proverbes 27.20, Proverbes 27.21, Proverbes 27.22, Proverbes 27.23–27, Proverbes 28.1, Proverbes 28.2, Proverbes 28.4, Proverbes 28.5, Proverbes 28.6, Proverbes 28.7, Proverbes 28.8, Proverbes 28.9, Proverbes 28.12, Proverbes 28.13, Proverbes 28.15, Proverbes 28.17, Proverbes 28.19, Proverbes 28.20, Proverbes 28.21, Proverbes 28.23, Proverbes 28.24, Proverbes 28.25, Proverbes 28.26, Proverbes 28.28, Proverbes 29.3, Proverbes 29.4, Proverbes 29.5, Proverbes 29.11, Proverbes 29.13, Proverbes 29.15, Proverbes 29.18, Proverbes 29.19, Proverbes 29.23, Proverbes 29.24, Proverbes 29.25, Proverbes 30.1, Proverbes 30.1–3, Proverbes 30.4–6, Proverbes 30.7–9, Proverbes 30.11–14, Proverbes 30.15–16, Proverbes 30.17, Proverbes 30.18–19, Proverbes 30.20, Proverbes 30.21–23, Proverbes 30.24–28, Proverbes 31.1–9, Proverbes 31.2–3, Proverbes 31.4–7, Proverbes 31.8–9, Proverbes 31.10–12, Proverbes 31.10–31, Proverbes 31.13–15, Proverbes 31.16–18, Proverbes 31.19–21, Proverbes 31.22–24, Proverbes 31.25–27, Proverbes 31.28–29, Proverbes 31.30–31</w:t>
+      </w:r>
+      <w:r/>
+    </w:p>
+    <w:p>
+      <w:r/>
+      <w:r>
+        <w:t xml:space="preserve"> </w:t>
+      </w:r>
+      <w:r/>
+      <w:r/>
+    </w:p>
+    <w:p>
+      <w:pPr>
+        <w:sectPr>
           <w:footnotePr>
             <w:numRestart w:val="eachSect"/>
           </w:footnotePr>

--- a/fra/docx/20.content.docx
+++ b/fra/docx/20.content.docx
@@ -163,13 +163,6 @@
         <w:rPr>
           <w:lang w:val="fr_FR" w:bidi="fr_FR"/>
         </w:rPr>
-      </w:r>
-      <w:r>
-        <w:rPr>
-          <w:i/>
-          <w:lang w:val="fr_FR" w:bidi="fr_FR"/>
-        </w:rPr>
-        <w:t>Proverbes 1.1, Proverbes 1.2–3, Proverbes 1.2–7, Proverbes 1.4, Proverbes 1.6, Proverbes 1.7, Proverbes 1.8–19, Proverbes 1.8–9.18, Proverbes 1.9, Proverbes 1.10–19, Proverbes 1.12, Proverbes 1.17–19, Proverbes 1.20–33, Proverbes 1.22, Proverbes 1.23, Proverbes 1.24–27, Proverbes 1.28, Proverbes 1.29–30, Proverbes 1.31, Proverbes 1.33, Proverbes 2.1, Proverbes 2.1–22, Proverbes 2.2–3, Proverbes 2.4, Proverbes 2.5, Proverbes 2.6, Proverbes 2.7–8, Proverbes 2.10, Proverbes 2.12–15, Proverbes 2.16, Proverbes 2.17, Proverbes 2.18–19, Proverbes 2.20–22, Proverbes 3.1, Proverbes 3.1–12, Proverbes 3.2, Proverbes 3.3, Proverbes 3.5–6, Proverbes 3.8, Proverbes 3.9–10, Proverbes 3.11–12, Proverbes 3.13, Proverbes 3.14–15, Proverbes 3.18, Proverbes 3.19–20, Proverbes 3.21–26, Proverbes 3.27–28, Proverbes 3.29, Proverbes 3.30, Proverbes 3.31–32, Proverbes 4.1, Proverbes 4.2, Proverbes 4.3, Proverbes 4.4, Proverbes 4.5, Proverbes 4.6, Proverbes 4.7–8, Proverbes 4.9, Proverbes 4.10, Proverbes 4.10–19, Proverbes 4.11–12, Proverbes 4.16, Proverbes 4.17, Proverbes 4.18–19, Proverbes 4.20–21, Proverbes 4.20–27, Proverbes 4.22, Proverbes 4.23, Proverbes 4.24, Proverbes 5.1–2, Proverbes 5.1–23, Proverbes 5.3–4, Proverbes 5.5–6, Proverbes 5.9–10, Proverbes 5.11, Proverbes 5.15–18, Proverbes 5.19, Proverbes 5.21–23, Proverbes 5.22, Proverbes 5.23, Proverbes 6.1–5, Proverbes 6.3–5, Proverbes 6.6–11, Proverbes 6.10–11, Proverbes 6.12–15, Proverbes 6.13, Proverbes 6.15, Proverbes 6.16–19, Proverbes 6.19, Proverbes 6.20–35, Proverbes 6.24–25, Proverbes 6.26, Proverbes 6.27–29, Proverbes 6.30–31, Proverbes 6.32–35, Proverbes 7.1–27, Proverbes 7.2, Proverbes 7.3, Proverbes 7.4, Proverbes 7.5, Proverbes 7.6–7, Proverbes 7.6–23, Proverbes 7.9, Proverbes 7.10, Proverbes 7.12, Proverbes 7.14, Proverbes 7.16–17, Proverbes 7.18, Proverbes 7.21–23, Proverbes 7.24–27, Proverbes 8.1–2, Proverbes 8.1–9.18, Proverbes 8.2, Proverbes 8.3, Proverbes 8.6–9, Proverbes 8.10–11, Proverbes 8.12, Proverbes 8.13, Proverbes 8.15–16, Proverbes 8.22–25, Proverbes 8.27–29, Proverbes 8.30, Proverbes 8.32–36, Proverbes 8.35–36, Proverbes 9.1, Proverbes 9.1–6, Proverbes 9.2, Proverbes 9.3, Proverbes 9.4, Proverbes 9.6, Proverbes 9.7–9, Proverbes 9.10–12, Proverbes 9.13, Proverbes 9.13–18, Proverbes 9.14, Proverbes 9.17, Proverbes 9.18, Proverbes 10.1, Proverbes 10.1–22.16, Proverbes 10.2, Proverbes 10.3, Proverbes 10.4–5, Proverbes 10.7, Proverbes 10.9, Proverbes 10.10, Proverbes 10.11, Proverbes 10.13, Proverbes 10.15, Proverbes 10.17, Proverbes 10.19, Proverbes 10.20, Proverbes 10.25, Proverbes 10.30, Proverbes 11.1, Proverbes 11.2, Proverbes 11.4, Proverbes 11.10, Proverbes 11.13, Proverbes 11.14, Proverbes 11.15, Proverbes 11.16, Proverbes 11.21, Proverbes 11.22, Proverbes 11.23, Proverbes 11.24–26, Proverbes 11.28, Proverbes 11.31, Proverbes 12.4, Proverbes 12.7, Proverbes 12.8, Proverbes 12.9, Proverbes 12.11, Proverbes 12.12, Proverbes 12.15, Proverbes 12.16, Proverbes 12.17, Proverbes 13.1, Proverbes 13.3, Proverbes 13.7, Proverbes 13.8, Proverbes 13.9, Proverbes 13.17, Proverbes 13.20, Proverbes 13.23, Proverbes 13.24, Proverbes 14.1, Proverbes 14.2, Proverbes 14.3, Proverbes 14.4, Proverbes 14.5, Proverbes 14.9, Proverbes 14.10, Proverbes 14.11, Proverbes 14.12, Proverbes 14.13, Proverbes 14.14, Proverbes 14.17, Proverbes 14.18, Proverbes 14.20, Proverbes 14.21, Proverbes 14.24, Proverbes 14.28, Proverbes 14.29, Proverbes 14.30, Proverbes 14.31, Proverbes 14.32, Proverbes 14.34, Proverbes 15.1, Proverbes 15.2, Proverbes 15.3, Proverbes 15.5, Proverbes 15.6, Proverbes 15.8, Proverbes 15.11, Proverbes 15.12, Proverbes 15.13, Proverbes 15.14, Proverbes 15.15, Proverbes 15.16, Proverbes 15.17, Proverbes 15.18, Proverbes 15.19, Proverbes 15.22, Proverbes 15.24, Proverbes 15.25, Proverbes 15.29, Proverbes 15.30, Proverbes 15.33, Proverbes 16.1, Proverbes 16.2, Proverbes 16.3, Proverbes 16.4, Proverbes 16.5, Proverbes 16.6, Proverbes 16.8, Proverbes 16.10, Proverbes 16.10–15, Proverbes 16.11, Proverbes 16.12–13, Proverbes 16.14–15, Proverbes 16.16, Proverbes 16.18, Proverbes 16.25, Proverbes 16.27–29, Proverbes 16.31, Proverbes 16.32, Proverbes 16.33, Proverbes 17.2, Proverbes 17.3, Proverbes 17.4, Proverbes 17.5, Proverbes 17.6, Proverbes 17.9, Proverbes 17.10, Proverbes 17.11, Proverbes 17.12, Proverbes 17.14, Proverbes 17.18, Proverbes 17.19, Proverbes 17.24, Proverbes 17.25, Proverbes 18.4, Proverbes 18.8, Proverbes 18.10–11, Proverbes 18.12, Proverbes 18.14, Proverbes 18.16, Proverbes 18.17, Proverbes 18.18, Proverbes 18.21, Proverbes 18.23, Proverbes 18.24, Proverbes 19.1, Proverbes 19.2, Proverbes 19.3, Proverbes 19.5, Proverbes 19.8, Proverbes 19.9, Proverbes 19.12, Proverbes 19.13–14, Proverbes 19.16, Proverbes 19.18, Proverbes 19.24, Proverbes 19.25, Proverbes 19.26, Proverbes 20.1, Proverbes 20.2, Proverbes 20.6, Proverbes 20.8, Proverbes 20.9, Proverbes 20.10, Proverbes 20.12, Proverbes 20.13, Proverbes 20.14, Proverbes 20.16, Proverbes 20.19, Proverbes 20.21, Proverbes 20.22, Proverbes 20.23, Proverbes 20.24, Proverbes 20.25, Proverbes 20.26, Proverbes 20.27, Proverbes 20.28, Proverbes 20.30, Proverbes 21.1, Proverbes 21.2, Proverbes 21.3, Proverbes 21.4, Proverbes 21.8, Proverbes 21.9, Proverbes 21.10, Proverbes 21.11, Proverbes 21.12, Proverbes 21.15, Proverbes 21.16, Proverbes 21.17, Proverbes 21.18, Proverbes 21.19, Proverbes 21.20, Proverbes 21.21, Proverbes 21.22, Proverbes 21.24, Proverbes 21.26, Proverbes 21.30–31, Proverbes 22.1, Proverbes 22.2, Proverbes 22.3, Proverbes 22.4, Proverbes 22.5, Proverbes 22.7, Proverbes 22.11, Proverbes 22.12, Proverbes 22.13, Proverbes 22.14, Proverbes 22.15, Proverbes 22.16, Proverbes 22.17–21, Proverbes 22.17–24.22, Proverbes 22.22–23, Proverbes 22.24–25, Proverbes 22.26–27, Proverbes 22.28, Proverbes 22.29, Proverbes 23.1–3, Proverbes 23.4–5, Proverbes 23.6–8, Proverbes 23.9, Proverbes 23.10–11, Proverbes 23.12, Proverbes 23.13–14, Proverbes 23.15–16, Proverbes 23.17–18, Proverbes 23.19–21, Proverbes 23.22–25, Proverbes 23.26–28, Proverbes 23.29–35, Proverbes 24.1–2, Proverbes 24.3–4, Proverbes 24.5–6, Proverbes 24.7, Proverbes 24.8–9, Proverbes 24.10, Proverbes 24.11–12, Proverbes 24.13–14, Proverbes 24.15–16, Proverbes 24.17–18, Proverbes 24.19–20, Proverbes 24.21–22, Proverbes 24.23–25, Proverbes 24.23–34, Proverbes 24.26, Proverbes 24.27, Proverbes 24.28–29, Proverbes 24.30–34, Proverbes 24.33–34, Proverbes 25.1–29.27, Proverbes 25.2–3, Proverbes 25.4–5, Proverbes 25.6–7, Proverbes 25.7, Proverbes 25.9–10, Proverbes 25.11–12, Proverbes 25.13, Proverbes 25.14, Proverbes 25.16–17, Proverbes 25.18, Proverbes 25.21–22, Proverbes 25.24, Proverbes 25.26, Proverbes 25.27–28, Proverbes 26.1, Proverbes 26.2, Proverbes 26.3, Proverbes 26.4–5, Proverbes 26.7, Proverbes 26.9, Proverbes 26.10, Proverbes 26.11, Proverbes 26.12, Proverbes 26.13–16, Proverbes 26.15, Proverbes 26.17, Proverbes 26.18–19, Proverbes 26.20–21, Proverbes 26.22, Proverbes 26.23–26, Proverbes 26.27, Proverbes 27.1, Proverbes 27.2, Proverbes 27.3, Proverbes 27.4, Proverbes 27.5, Proverbes 27.6, Proverbes 27.7, Proverbes 27.8, Proverbes 27.9, Proverbes 27.10, Proverbes 27.11, Proverbes 27.12, Proverbes 27.13, Proverbes 27.14, Proverbes 27.15, Proverbes 27.17, Proverbes 27.18, Proverbes 27.20, Proverbes 27.21, Proverbes 27.22, Proverbes 27.23–27, Proverbes 28.1, Proverbes 28.2, Proverbes 28.4, Proverbes 28.5, Proverbes 28.6, Proverbes 28.7, Proverbes 28.8, Proverbes 28.9, Proverbes 28.12, Proverbes 28.13, Proverbes 28.15, Proverbes 28.17, Proverbes 28.19, Proverbes 28.20, Proverbes 28.21, Proverbes 28.23, Proverbes 28.24, Proverbes 28.25, Proverbes 28.26, Proverbes 28.28, Proverbes 29.3, Proverbes 29.4, Proverbes 29.5, Proverbes 29.11, Proverbes 29.13, Proverbes 29.15, Proverbes 29.18, Proverbes 29.19, Proverbes 29.23, Proverbes 29.24, Proverbes 29.25, Proverbes 30.1, Proverbes 30.1–3, Proverbes 30.4–6, Proverbes 30.7–9, Proverbes 30.11–14, Proverbes 30.15–16, Proverbes 30.17, Proverbes 30.18–19, Proverbes 30.20, Proverbes 30.21–23, Proverbes 30.24–28, Proverbes 31.1–9, Proverbes 31.2–3, Proverbes 31.4–7, Proverbes 31.8–9, Proverbes 31.10–12, Proverbes 31.10–31, Proverbes 31.13–15, Proverbes 31.16–18, Proverbes 31.19–21, Proverbes 31.22–24, Proverbes 31.25–27, Proverbes 31.28–29, Proverbes 31.30–31</w:t>
       </w:r>
       <w:r>
         <w:rPr>

--- a/fra/docx/20.content.docx
+++ b/fra/docx/20.content.docx
@@ -150,19 +150,6 @@
           <w:lang w:val="fr_FR" w:bidi="fr_FR"/>
         </w:rPr>
         <w:t>PRO</w:t>
-      </w:r>
-      <w:r>
-        <w:rPr>
-          <w:lang w:val="fr_FR" w:bidi="fr_FR"/>
-        </w:rPr>
-      </w:r>
-    </w:p>
-    <w:p>
-      <w:pPr/>
-      <w:r>
-        <w:rPr>
-          <w:lang w:val="fr_FR" w:bidi="fr_FR"/>
-        </w:rPr>
       </w:r>
       <w:r>
         <w:rPr>

--- a/fra/docx/20.content.docx
+++ b/fra/docx/20.content.docx
@@ -19,7 +19,7 @@
         <w:rPr>
           <w:lang w:val="fr_FR" w:bidi="fr_FR"/>
         </w:rPr>
-        <w:t>Resource: Notes d'étude (Tyndale)</w:t>
+        <w:t>Resource: Tyndale Open Study Notes</w:t>
       </w:r>
       <w:r>
         <w:rPr>
@@ -112,7 +112,7 @@
         <w:rPr>
           <w:lang w:val="fr_FR" w:bidi="fr_FR"/>
         </w:rPr>
-        <w:t>Notes d'étude (Tyndale)</w:t>
+        <w:t>Tyndale Open Study Notes</w:t>
       </w:r>
     </w:p>
     <w:p>

--- a/fra/docx/20.content.docx
+++ b/fra/docx/20.content.docx
@@ -28200,6 +28200,93 @@
           <w:lang w:val="fr_FR" w:bidi="fr_FR"/>
         </w:rPr>
         <w:t xml:space="preserve"> », une œuvre égyptienne ancienne, qui est également divisée en trente chapitres.</w:t>
+      </w:r>
+      <w:r>
+        <w:rPr>
+          <w:lang w:val="fr_FR" w:bidi="fr_FR"/>
+        </w:rPr>
+      </w:r>
+      <w:r>
+        <w:rPr>
+          <w:lang w:val="fr_FR" w:bidi="fr_FR"/>
+        </w:rPr>
+      </w:r>
+    </w:p>
+    <w:p>
+      <w:pPr/>
+      <w:r>
+        <w:rPr>
+          <w:lang w:val="fr_FR" w:bidi="fr_FR"/>
+        </w:rPr>
+      </w:r>
+    </w:p>
+    <w:p>
+      <w:pPr>
+        <w:pStyle w:val="Heading2"/>
+      </w:pPr>
+      <w:r>
+        <w:rPr>
+          <w:lang w:val="fr_FR" w:bidi="fr_FR"/>
+        </w:rPr>
+        <w:t>Proverbes 22.20</w:t>
+      </w:r>
+      <w:r>
+        <w:rPr>
+          <w:lang w:val="fr_FR" w:bidi="fr_FR"/>
+        </w:rPr>
+      </w:r>
+    </w:p>
+    <w:p>
+      <w:pPr/>
+      <w:r>
+        <w:rPr>
+          <w:lang w:val="fr_FR" w:bidi="fr_FR"/>
+        </w:rPr>
+      </w:r>
+      <w:r>
+        <w:rPr>
+          <w:lang w:val="fr_FR" w:bidi="fr_FR"/>
+        </w:rPr>
+        <w:t xml:space="preserve">Certaines versions mentionnent trente (ou une trentaine de) conseils et réflexions (voir Nouvelle Bible Segond, Parole de vie, Français courant, Traduction officielle liturgique, Traduction œcuménique). Les anciens scribes ont remarqué que le mot hébreu </w:t>
+      </w:r>
+      <w:r>
+        <w:rPr>
+          <w:i/>
+          <w:lang w:val="fr_FR" w:bidi="fr_FR"/>
+        </w:rPr>
+        <w:t>trente</w:t>
+      </w:r>
+      <w:r>
+        <w:rPr>
+          <w:lang w:val="fr_FR" w:bidi="fr_FR"/>
+        </w:rPr>
+        <w:t xml:space="preserve"> avait une forme inhabituelle (</w:t>
+      </w:r>
+      <w:r>
+        <w:rPr>
+          <w:i/>
+          <w:lang w:val="fr_FR" w:bidi="fr_FR"/>
+        </w:rPr>
+        <w:t xml:space="preserve">shlshwm, </w:t>
+      </w:r>
+      <w:r>
+        <w:rPr>
+          <w:lang w:val="fr_FR" w:bidi="fr_FR"/>
+        </w:rPr>
+        <w:t xml:space="preserve">plutôt que </w:t>
+      </w:r>
+      <w:r>
+        <w:rPr>
+          <w:i/>
+          <w:lang w:val="fr_FR" w:bidi="fr_FR"/>
+        </w:rPr>
+        <w:t>shlyshym</w:t>
+      </w:r>
+      <w:r>
+        <w:rPr>
+          <w:lang w:val="fr_FR" w:bidi="fr_FR"/>
+        </w:rPr>
+        <w:t>). Toutes les premières versions de l'Ancien Testament (par exemple, la Septante grecque, la Vulgate latine, la Peshitta syriaque) traduisent « trente ». Certains préfèrent traduire le mot par « excellent » (voir Darby).</w:t>
       </w:r>
       <w:r>
         <w:rPr>

--- a/fra/docx/20.content.docx
+++ b/fra/docx/20.content.docx
@@ -19,7 +19,7 @@
         <w:rPr>
           <w:lang w:val="fr_FR" w:bidi="fr_FR"/>
         </w:rPr>
-        <w:t>Resource: Tyndale Open Study Notes</w:t>
+        <w:t>Resource: Aquifer Open Study Notes</w:t>
       </w:r>
       <w:r>
         <w:rPr>
@@ -112,7 +112,7 @@
         <w:rPr>
           <w:lang w:val="fr_FR" w:bidi="fr_FR"/>
         </w:rPr>
-        <w:t>Tyndale Open Study Notes</w:t>
+        <w:t>Aquifer Open Study Notes</w:t>
       </w:r>
     </w:p>
     <w:p>
